--- a/Appendix/徐鉉説文后序.docx
+++ b/Appendix/徐鉉説文后序.docx
@@ -5526,7 +5526,7 @@
 
 <file path=word/comments.xml><?xml version="1.0" encoding="utf-8"?>
 <w:comments xmlns:wpc="http://schemas.microsoft.com/office/word/2010/wordprocessingCanvas" xmlns:cx="http://schemas.microsoft.com/office/drawing/2014/chartex" xmlns:cx1="http://schemas.microsoft.com/office/drawing/2015/9/8/chartex" xmlns:cx2="http://schemas.microsoft.com/office/drawing/2015/10/21/chartex" xmlns:cx3="http://schemas.microsoft.com/office/drawing/2016/5/9/chartex" xmlns:cx4="http://schemas.microsoft.com/office/drawing/2016/5/10/chartex" xmlns:cx5="http://schemas.microsoft.com/office/drawing/2016/5/11/chartex" xmlns:cx6="http://schemas.microsoft.com/office/drawing/2016/5/12/chartex" xmlns:cx7="http://schemas.microsoft.com/office/drawing/2016/5/13/chartex" xmlns:cx8="http://schemas.microsoft.com/office/drawing/2016/5/14/chartex" xmlns:mc="http://schemas.openxmlformats.org/markup-compatibility/2006" xmlns:aink="http://schemas.microsoft.com/office/drawing/2016/ink" xmlns:am3d="http://schemas.microsoft.com/office/drawing/2017/model3d" xmlns:o="urn:schemas-microsoft-com:office:office" xmlns:r="http://schemas.openxmlformats.org/officeDocument/2006/relationships" xmlns:m="http://schemas.openxmlformats.org/officeDocument/2006/math" xmlns:v="urn:schemas-microsoft-com:vml" xmlns:wp14="http://schemas.microsoft.com/office/word/2010/wordprocessingDrawing" xmlns:wp="http://schemas.openxmlformats.org/drawingml/2006/wordprocessingDrawing" xmlns:w10="urn:schemas-microsoft-com:office:word" xmlns:w="http://schemas.openxmlformats.org/wordprocessingml/2006/main" xmlns:w14="http://schemas.microsoft.com/office/word/2010/wordml" xmlns:w15="http://schemas.microsoft.com/office/word/2012/wordml" xmlns:w16cex="http://schemas.microsoft.com/office/word/2018/wordml/cex" xmlns:w16cid="http://schemas.microsoft.com/office/word/2016/wordml/cid" xmlns:w16="http://schemas.microsoft.com/office/word/2018/wordml" xmlns:w16sdtdh="http://schemas.microsoft.com/office/word/2020/wordml/sdtdatahash" xmlns:w16se="http://schemas.microsoft.com/office/word/2015/wordml/symex" xmlns:wpg="http://schemas.microsoft.com/office/word/2010/wordprocessingGroup" xmlns:wpi="http://schemas.microsoft.com/office/word/2010/wordprocessingInk" xmlns:wne="http://schemas.microsoft.com/office/word/2006/wordml" xmlns:wps="http://schemas.microsoft.com/office/word/2010/wordprocessingShape" mc:Ignorable="w14 w15 w16se w16cid w16 w16cex w16sdtdh wp14">
-  <w:comment w:id="0" w:author="政宇 尚" w:date="2021-12-18T18:22:00Z" w:initials="尚">
+  <w:comment w:id="0" w:author="尚 政宇" w:date="2021-12-18T18:22:00Z" w:initials="尚">
     <w:p>
       <w:pPr>
         <w:ind w:firstLineChars="200" w:firstLine="420"/>
@@ -5590,7 +5590,7 @@
       </w:r>
     </w:p>
   </w:comment>
-  <w:comment w:id="1" w:author="政宇 尚" w:date="2021-12-18T19:06:00Z" w:initials="尚">
+  <w:comment w:id="1" w:author="尚 政宇" w:date="2021-12-18T19:06:00Z" w:initials="尚">
     <w:p>
       <w:pPr>
         <w:ind w:firstLineChars="200" w:firstLine="480"/>
@@ -5608,6 +5608,162 @@
           <w:szCs w:val="24"/>
         </w:rPr>
         <w:t>发</w:t>
+      </w:r>
+      <w:r>
+        <w:rPr>
+          <w:rFonts w:ascii="宋体-方正超大字符集" w:eastAsia="宋体-方正超大字符集" w:hint="eastAsia"/>
+          <w:sz w:val="24"/>
+          <w:szCs w:val="24"/>
+        </w:rPr>
+        <w:t>：</w:t>
+      </w:r>
+    </w:p>
+    <w:p>
+      <w:pPr>
+        <w:ind w:firstLineChars="200" w:firstLine="480"/>
+        <w:rPr>
+          <w:rFonts w:ascii="宋体-方正超大字符集" w:eastAsia="宋体-方正超大字符集"/>
+          <w:sz w:val="24"/>
+          <w:szCs w:val="24"/>
+        </w:rPr>
+      </w:pPr>
+      <w:r>
+        <w:rPr>
+          <w:rFonts w:ascii="宋体-方正超大字符集" w:eastAsia="宋体-方正超大字符集" w:hint="eastAsia"/>
+          <w:sz w:val="24"/>
+          <w:szCs w:val="24"/>
+        </w:rPr>
+        <w:t>吓鸠我</w:t>
+      </w:r>
+      <w:r>
+        <w:rPr>
+          <w:rFonts w:ascii="宋体-方正超大字符集" w:eastAsia="宋体-方正超大字符集" w:hint="eastAsia"/>
+          <w:sz w:val="24"/>
+          <w:szCs w:val="24"/>
+        </w:rPr>
+        <w:t>，</w:t>
+      </w:r>
+      <w:r>
+        <w:rPr>
+          <w:rFonts w:ascii="宋体-方正超大字符集" w:eastAsia="宋体-方正超大字符集" w:hint="eastAsia"/>
+          <w:sz w:val="24"/>
+          <w:szCs w:val="24"/>
+        </w:rPr>
+        <w:t>咁多头衔</w:t>
+      </w:r>
+      <w:r>
+        <w:rPr>
+          <w:rFonts w:ascii="宋体-方正超大字符集" w:eastAsia="宋体-方正超大字符集" w:hint="eastAsia"/>
+          <w:sz w:val="24"/>
+          <w:szCs w:val="24"/>
+        </w:rPr>
+        <w:t>噶</w:t>
+      </w:r>
+    </w:p>
+    <w:p>
+      <w:pPr>
+        <w:ind w:firstLineChars="200" w:firstLine="480"/>
+        <w:rPr>
+          <w:rFonts w:ascii="宋体-方正超大字符集" w:eastAsia="宋体-方正超大字符集"/>
+          <w:sz w:val="24"/>
+          <w:szCs w:val="24"/>
+        </w:rPr>
+      </w:pPr>
+      <w:r>
+        <w:rPr>
+          <w:rFonts w:ascii="宋体-方正超大字符集" w:eastAsia="宋体-方正超大字符集" w:hint="eastAsia"/>
+          <w:color w:val="FF0000"/>
+          <w:sz w:val="24"/>
+          <w:szCs w:val="24"/>
+        </w:rPr>
+        <w:t>发</w:t>
+      </w:r>
+      <w:r>
+        <w:rPr>
+          <w:rFonts w:ascii="宋体-方正超大字符集" w:eastAsia="宋体-方正超大字符集" w:hint="eastAsia"/>
+          <w:sz w:val="24"/>
+          <w:szCs w:val="24"/>
+        </w:rPr>
+        <w:t>之</w:t>
+      </w:r>
+      <w:r>
+        <w:rPr>
+          <w:rFonts w:ascii="宋体-方正超大字符集" w:eastAsia="宋体-方正超大字符集" w:hint="eastAsia"/>
+          <w:color w:val="FF0000"/>
+          <w:sz w:val="24"/>
+          <w:szCs w:val="24"/>
+        </w:rPr>
+        <w:t>笺</w:t>
+      </w:r>
+      <w:r>
+        <w:rPr>
+          <w:rFonts w:ascii="宋体-方正超大字符集" w:eastAsia="宋体-方正超大字符集" w:hint="eastAsia"/>
+          <w:sz w:val="24"/>
+          <w:szCs w:val="24"/>
+        </w:rPr>
+        <w:t>：</w:t>
+      </w:r>
+    </w:p>
+    <w:p>
+      <w:pPr>
+        <w:ind w:firstLineChars="200" w:firstLine="480"/>
+        <w:rPr>
+          <w:rFonts w:hint="eastAsia"/>
+          <w:b/>
+          <w:color w:val="000000"/>
+        </w:rPr>
+      </w:pPr>
+      <w:r>
+        <w:rPr>
+          <w:rFonts w:ascii="宋体-方正超大字符集" w:eastAsia="宋体-方正超大字符集" w:hint="eastAsia"/>
+          <w:sz w:val="24"/>
+          <w:szCs w:val="24"/>
+          <w:u w:val="single"/>
+        </w:rPr>
+        <w:t>章君</w:t>
+      </w:r>
+      <w:r>
+        <w:rPr>
+          <w:rFonts w:ascii="宋体-方正超大字符集" w:eastAsia="宋体-方正超大字符集" w:hint="eastAsia"/>
+          <w:sz w:val="24"/>
+          <w:szCs w:val="24"/>
+        </w:rPr>
+        <w:t>谓</w:t>
+      </w:r>
+      <w:r>
+        <w:rPr>
+          <w:rFonts w:ascii="宋体-方正超大字符集" w:eastAsia="宋体-方正超大字符集" w:hint="eastAsia"/>
+          <w:sz w:val="24"/>
+          <w:szCs w:val="24"/>
+        </w:rPr>
+        <w:t>正作尻。</w:t>
+      </w:r>
+    </w:p>
+  </w:comment>
+  <w:comment w:id="2" w:author="尚 政宇" w:date="2022-01-27T14:20:00Z" w:initials="尚">
+    <w:p>
+      <w:pPr>
+        <w:ind w:firstLineChars="200" w:firstLine="420"/>
+        <w:rPr>
+          <w:rFonts w:ascii="宋体-方正超大字符集" w:eastAsia="宋体-方正超大字符集"/>
+          <w:sz w:val="24"/>
+          <w:szCs w:val="24"/>
+        </w:rPr>
+      </w:pPr>
+      <w:r>
+        <w:rPr>
+          <w:rStyle w:val="a3"/>
+        </w:rPr>
+        <w:annotationRef/>
+      </w:r>
+      <w:r>
+        <w:rPr>
+          <w:rFonts w:ascii="宋体-方正超大字符集" w:eastAsia="宋体-方正超大字符集" w:hint="eastAsia"/>
+          <w:color w:val="FF0000"/>
+          <w:sz w:val="24"/>
+          <w:szCs w:val="24"/>
+        </w:rPr>
+        <w:t>注</w:t>
       </w:r>
       <w:r>
         <w:rPr>
@@ -5628,35 +5784,147 @@
           <w:sz w:val="24"/>
           <w:szCs w:val="24"/>
         </w:rPr>
-        <w:t>吓鸠我</w:t>
-      </w:r>
-      <w:r>
-        <w:rPr>
-          <w:rFonts w:ascii="宋体-方正超大字符集" w:eastAsia="宋体-方正超大字符集" w:hint="eastAsia"/>
-          <w:sz w:val="24"/>
-          <w:szCs w:val="24"/>
-        </w:rPr>
-        <w:t>，</w:t>
-      </w:r>
-      <w:r>
-        <w:rPr>
-          <w:rFonts w:ascii="宋体-方正超大字符集" w:eastAsia="宋体-方正超大字符集" w:hint="eastAsia"/>
-          <w:sz w:val="24"/>
-          <w:szCs w:val="24"/>
-        </w:rPr>
-        <w:t>咁多头衔</w:t>
-      </w:r>
-      <w:r>
-        <w:rPr>
-          <w:rFonts w:ascii="宋体-方正超大字符集" w:eastAsia="宋体-方正超大字符集" w:hint="eastAsia"/>
-          <w:sz w:val="24"/>
-          <w:szCs w:val="24"/>
-        </w:rPr>
-        <w:t>噶</w:t>
+        <w:t>遍</w:t>
+      </w:r>
+      <w:r>
+        <w:rPr>
+          <w:rFonts w:ascii="宋体-方正超大字符集" w:eastAsia="宋体-方正超大字符集" w:hint="eastAsia"/>
+          <w:sz w:val="24"/>
+          <w:szCs w:val="24"/>
+        </w:rPr>
+        <w:t>查典籍</w:t>
+      </w:r>
+      <w:r>
+        <w:rPr>
+          <w:rFonts w:ascii="宋体-方正超大字符集" w:eastAsia="宋体-方正超大字符集" w:hint="eastAsia"/>
+          <w:sz w:val="24"/>
+          <w:szCs w:val="24"/>
+        </w:rPr>
+        <w:t>，不知</w:t>
+      </w:r>
+      <w:r>
+        <w:rPr>
+          <w:rFonts w:ascii="宋体-方正超大字符集" w:eastAsia="宋体-方正超大字符集" w:hint="eastAsia"/>
+          <w:sz w:val="24"/>
+          <w:szCs w:val="24"/>
+        </w:rPr>
+        <w:t>此话</w:t>
+      </w:r>
+      <w:r>
+        <w:rPr>
+          <w:rFonts w:ascii="宋体-方正超大字符集" w:eastAsia="宋体-方正超大字符集" w:hint="eastAsia"/>
+          <w:sz w:val="24"/>
+          <w:szCs w:val="24"/>
+        </w:rPr>
+        <w:t>源出何处。</w:t>
+      </w:r>
+      <w:r>
+        <w:rPr>
+          <w:rFonts w:ascii="宋体-方正超大字符集" w:eastAsia="宋体-方正超大字符集" w:hint="eastAsia"/>
+          <w:sz w:val="24"/>
+          <w:szCs w:val="24"/>
+        </w:rPr>
+        <w:t>然好事者往往引</w:t>
+      </w:r>
+      <w:r>
+        <w:rPr>
+          <w:rFonts w:ascii="宋体-方正超大字符集" w:eastAsia="宋体-方正超大字符集" w:hint="eastAsia"/>
+          <w:sz w:val="24"/>
+          <w:szCs w:val="24"/>
+        </w:rPr>
+        <w:t>曰：</w:t>
+      </w:r>
+      <w:r>
+        <w:rPr>
+          <w:rFonts w:ascii="宋体-方正超大字符集" w:eastAsia="宋体-方正超大字符集" w:hint="eastAsia"/>
+          <w:i/>
+          <w:color w:val="008AC9"/>
+          <w:sz w:val="20"/>
+          <w:szCs w:val="24"/>
+          <w:u w:val="single"/>
+        </w:rPr>
+        <w:t>斯</w:t>
+      </w:r>
+      <w:r>
+        <w:rPr>
+          <w:rFonts w:ascii="宋体-方正超大字符集" w:eastAsia="宋体-方正超大字符集" w:hint="eastAsia"/>
+          <w:i/>
+          <w:color w:val="008AC9"/>
+          <w:sz w:val="20"/>
+          <w:szCs w:val="24"/>
+        </w:rPr>
+        <w:t>翁之后，直至小生，</w:t>
+      </w:r>
+      <w:r>
+        <w:rPr>
+          <w:rFonts w:ascii="宋体-方正超大字符集" w:eastAsia="宋体-方正超大字符集" w:hint="eastAsia"/>
+          <w:i/>
+          <w:color w:val="008AC9"/>
+          <w:sz w:val="20"/>
+          <w:szCs w:val="24"/>
+          <w:u w:val="single"/>
+        </w:rPr>
+        <w:t>曹喜</w:t>
+      </w:r>
+      <w:r>
+        <w:rPr>
+          <w:rFonts w:ascii="宋体-方正超大字符集" w:eastAsia="宋体-方正超大字符集" w:hint="eastAsia"/>
+          <w:i/>
+          <w:color w:val="008AC9"/>
+          <w:sz w:val="20"/>
+          <w:szCs w:val="24"/>
+        </w:rPr>
+        <w:t>、</w:t>
+      </w:r>
+      <w:r>
+        <w:rPr>
+          <w:rFonts w:ascii="宋体-方正超大字符集" w:eastAsia="宋体-方正超大字符集" w:hint="eastAsia"/>
+          <w:i/>
+          <w:color w:val="008AC9"/>
+          <w:sz w:val="20"/>
+          <w:szCs w:val="24"/>
+          <w:u w:val="single"/>
+        </w:rPr>
+        <w:t>蔡邕</w:t>
+      </w:r>
+      <w:r>
+        <w:rPr>
+          <w:rFonts w:ascii="宋体-方正超大字符集" w:eastAsia="宋体-方正超大字符集" w:hint="eastAsia"/>
+          <w:i/>
+          <w:color w:val="008AC9"/>
+          <w:sz w:val="20"/>
+          <w:szCs w:val="24"/>
+        </w:rPr>
+        <w:t>不足也</w:t>
+      </w:r>
+      <w:r>
+        <w:rPr>
+          <w:rFonts w:ascii="宋体-方正超大字符集" w:eastAsia="宋体-方正超大字符集" w:hint="eastAsia"/>
+          <w:sz w:val="24"/>
+          <w:szCs w:val="24"/>
+        </w:rPr>
+        <w:t>，谓</w:t>
+      </w:r>
+      <w:r>
+        <w:rPr>
+          <w:rFonts w:ascii="宋体-方正超大字符集" w:eastAsia="宋体-方正超大字符集" w:hint="eastAsia"/>
+          <w:sz w:val="24"/>
+          <w:szCs w:val="24"/>
+          <w:u w:val="single"/>
+        </w:rPr>
+        <w:t>李斯</w:t>
+      </w:r>
+      <w:r>
+        <w:rPr>
+          <w:rFonts w:ascii="宋体-方正超大字符集" w:eastAsia="宋体-方正超大字符集" w:hint="eastAsia"/>
+          <w:sz w:val="24"/>
+          <w:szCs w:val="24"/>
+        </w:rPr>
+        <w:t>至某，其间篆家不足为道！</w:t>
       </w:r>
     </w:p>
   </w:comment>
-  <w:comment w:id="2" w:author="政宇 尚" w:date="2022-01-27T14:20:00Z" w:initials="尚">
+  <w:comment w:id="3" w:author="尚 政宇" w:date="2021-12-26T11:29:00Z" w:initials="尚">
     <w:p>
       <w:pPr>
         <w:ind w:firstLineChars="200" w:firstLine="420"/>
@@ -5700,155 +5968,64 @@
           <w:sz w:val="24"/>
           <w:szCs w:val="24"/>
         </w:rPr>
-        <w:t>遍</w:t>
-      </w:r>
-      <w:r>
-        <w:rPr>
-          <w:rFonts w:ascii="宋体-方正超大字符集" w:eastAsia="宋体-方正超大字符集" w:hint="eastAsia"/>
-          <w:sz w:val="24"/>
-          <w:szCs w:val="24"/>
-        </w:rPr>
-        <w:t>查典籍</w:t>
-      </w:r>
-      <w:r>
-        <w:rPr>
-          <w:rFonts w:ascii="宋体-方正超大字符集" w:eastAsia="宋体-方正超大字符集" w:hint="eastAsia"/>
-          <w:sz w:val="24"/>
-          <w:szCs w:val="24"/>
-        </w:rPr>
-        <w:t>，不知</w:t>
-      </w:r>
-      <w:r>
-        <w:rPr>
-          <w:rFonts w:ascii="宋体-方正超大字符集" w:eastAsia="宋体-方正超大字符集" w:hint="eastAsia"/>
-          <w:sz w:val="24"/>
-          <w:szCs w:val="24"/>
-        </w:rPr>
-        <w:t>此话</w:t>
-      </w:r>
-      <w:r>
-        <w:rPr>
-          <w:rFonts w:ascii="宋体-方正超大字符集" w:eastAsia="宋体-方正超大字符集" w:hint="eastAsia"/>
-          <w:sz w:val="24"/>
-          <w:szCs w:val="24"/>
-        </w:rPr>
-        <w:t>源出何处。</w:t>
-      </w:r>
-      <w:r>
-        <w:rPr>
-          <w:rFonts w:ascii="宋体-方正超大字符集" w:eastAsia="宋体-方正超大字符集" w:hint="eastAsia"/>
-          <w:sz w:val="24"/>
-          <w:szCs w:val="24"/>
-        </w:rPr>
-        <w:t>然好事者往往引</w:t>
-      </w:r>
-      <w:r>
-        <w:rPr>
-          <w:rFonts w:ascii="宋体-方正超大字符集" w:eastAsia="宋体-方正超大字符集" w:hint="eastAsia"/>
-          <w:sz w:val="24"/>
-          <w:szCs w:val="24"/>
-        </w:rPr>
-        <w:t>曰：</w:t>
-      </w:r>
-      <w:r>
-        <w:rPr>
-          <w:rFonts w:ascii="宋体-方正超大字符集" w:eastAsia="宋体-方正超大字符集" w:hint="eastAsia"/>
-          <w:i/>
-          <w:color w:val="008AC9"/>
-          <w:sz w:val="20"/>
+        <w:t>耳，闻也；目：视</w:t>
+      </w:r>
+      <w:r>
+        <w:rPr>
+          <w:rFonts w:ascii="宋体-方正超大字符集" w:eastAsia="宋体-方正超大字符集" w:hint="eastAsia"/>
+          <w:sz w:val="24"/>
+          <w:szCs w:val="24"/>
+        </w:rPr>
+        <w:t>也</w:t>
+      </w:r>
+      <w:r>
+        <w:rPr>
+          <w:rFonts w:ascii="宋体-方正超大字符集" w:eastAsia="宋体-方正超大字符集" w:hint="eastAsia"/>
+          <w:sz w:val="24"/>
+          <w:szCs w:val="24"/>
+        </w:rPr>
+        <w:t>。谓听风便是雨，罔顾事实。</w:t>
+      </w:r>
+      <w:r>
+        <w:rPr>
+          <w:rFonts w:ascii="宋体-方正超大字符集" w:eastAsia="宋体-方正超大字符集" w:hint="eastAsia"/>
+          <w:sz w:val="24"/>
+          <w:szCs w:val="24"/>
+        </w:rPr>
+        <w:t>语出</w:t>
+      </w:r>
+      <w:r>
+        <w:rPr>
+          <w:rFonts w:ascii="宋体-方正超大字符集" w:eastAsia="宋体-方正超大字符集" w:hint="eastAsia"/>
+          <w:sz w:val="24"/>
           <w:szCs w:val="24"/>
           <w:u w:val="single"/>
         </w:rPr>
-        <w:t>斯</w:t>
-      </w:r>
-      <w:r>
-        <w:rPr>
-          <w:rFonts w:ascii="宋体-方正超大字符集" w:eastAsia="宋体-方正超大字符集" w:hint="eastAsia"/>
-          <w:i/>
-          <w:color w:val="008AC9"/>
-          <w:sz w:val="20"/>
-          <w:szCs w:val="24"/>
-        </w:rPr>
-        <w:t>翁之后，直至小生，</w:t>
-      </w:r>
-      <w:r>
-        <w:rPr>
-          <w:rFonts w:ascii="宋体-方正超大字符集" w:eastAsia="宋体-方正超大字符集" w:hint="eastAsia"/>
-          <w:i/>
-          <w:color w:val="008AC9"/>
-          <w:sz w:val="20"/>
-          <w:szCs w:val="24"/>
-          <w:u w:val="single"/>
-        </w:rPr>
-        <w:t>曹喜</w:t>
-      </w:r>
-      <w:r>
-        <w:rPr>
-          <w:rFonts w:ascii="宋体-方正超大字符集" w:eastAsia="宋体-方正超大字符集" w:hint="eastAsia"/>
-          <w:i/>
-          <w:color w:val="008AC9"/>
-          <w:sz w:val="20"/>
-          <w:szCs w:val="24"/>
-        </w:rPr>
-        <w:t>、</w:t>
-      </w:r>
-      <w:r>
-        <w:rPr>
-          <w:rFonts w:ascii="宋体-方正超大字符集" w:eastAsia="宋体-方正超大字符集" w:hint="eastAsia"/>
-          <w:i/>
-          <w:color w:val="008AC9"/>
-          <w:sz w:val="20"/>
-          <w:szCs w:val="24"/>
-          <w:u w:val="single"/>
-        </w:rPr>
-        <w:t>蔡邕</w:t>
-      </w:r>
-      <w:r>
-        <w:rPr>
-          <w:rFonts w:ascii="宋体-方正超大字符集" w:eastAsia="宋体-方正超大字符集" w:hint="eastAsia"/>
-          <w:i/>
-          <w:color w:val="008AC9"/>
-          <w:sz w:val="20"/>
-          <w:szCs w:val="24"/>
-        </w:rPr>
-        <w:t>不足也</w:t>
-      </w:r>
-      <w:r>
-        <w:rPr>
-          <w:rFonts w:ascii="宋体-方正超大字符集" w:eastAsia="宋体-方正超大字符集" w:hint="eastAsia"/>
-          <w:sz w:val="24"/>
-          <w:szCs w:val="24"/>
-        </w:rPr>
-        <w:t>，谓</w:t>
-      </w:r>
-      <w:r>
-        <w:rPr>
-          <w:rFonts w:ascii="宋体-方正超大字符集" w:eastAsia="宋体-方正超大字符集" w:hint="eastAsia"/>
-          <w:sz w:val="24"/>
-          <w:szCs w:val="24"/>
-          <w:u w:val="single"/>
-        </w:rPr>
-        <w:t>李斯</w:t>
-      </w:r>
-      <w:r>
-        <w:rPr>
-          <w:rFonts w:ascii="宋体-方正超大字符集" w:eastAsia="宋体-方正超大字符集" w:hint="eastAsia"/>
-          <w:sz w:val="24"/>
-          <w:szCs w:val="24"/>
-        </w:rPr>
-        <w:t>至某，其间篆家不足为道！</w:t>
+        <w:t>张衡</w:t>
+      </w:r>
+      <w:r>
+        <w:rPr>
+          <w:rFonts w:ascii="宋体-方正超大字符集" w:eastAsia="宋体-方正超大字符集" w:hint="eastAsia"/>
+          <w:sz w:val="24"/>
+          <w:szCs w:val="24"/>
+          <w:u w:val="wave"/>
+        </w:rPr>
+        <w:t>东京赋</w:t>
+      </w:r>
+      <w:r>
+        <w:rPr>
+          <w:rFonts w:ascii="宋体-方正超大字符集" w:eastAsia="宋体-方正超大字符集" w:hint="eastAsia"/>
+          <w:sz w:val="24"/>
+          <w:szCs w:val="24"/>
+        </w:rPr>
+        <w:t>。</w:t>
       </w:r>
     </w:p>
   </w:comment>
-  <w:comment w:id="3" w:author="政宇 尚" w:date="2021-12-26T11:29:00Z" w:initials="尚">
+  <w:comment w:id="4" w:author="尚 政宇" w:date="2022-01-27T14:39:00Z" w:initials="尚">
     <w:p>
       <w:pPr>
-        <w:ind w:firstLineChars="200" w:firstLine="420"/>
-        <w:rPr>
-          <w:rFonts w:ascii="宋体-方正超大字符集" w:eastAsia="宋体-方正超大字符集"/>
-          <w:sz w:val="24"/>
-          <w:szCs w:val="24"/>
-        </w:rPr>
+        <w:pStyle w:val="a4"/>
       </w:pPr>
       <w:r>
         <w:rPr>
@@ -5863,13 +6040,11 @@
           <w:sz w:val="24"/>
           <w:szCs w:val="24"/>
         </w:rPr>
-        <w:t>注</w:t>
-      </w:r>
-      <w:r>
-        <w:rPr>
-          <w:rFonts w:ascii="宋体-方正超大字符集" w:eastAsia="宋体-方正超大字符集" w:hint="eastAsia"/>
-          <w:sz w:val="24"/>
-          <w:szCs w:val="24"/>
+        <w:t>发</w:t>
+      </w:r>
+      <w:r>
+        <w:rPr>
+          <w:rFonts w:hint="eastAsia"/>
         </w:rPr>
         <w:t>：</w:t>
       </w:r>
@@ -5884,49 +6059,31 @@
           <w:sz w:val="24"/>
           <w:szCs w:val="24"/>
         </w:rPr>
-        <w:t>耳，闻也；目：视</w:t>
-      </w:r>
-      <w:r>
-        <w:rPr>
-          <w:rFonts w:ascii="宋体-方正超大字符集" w:eastAsia="宋体-方正超大字符集" w:hint="eastAsia"/>
-          <w:sz w:val="24"/>
-          <w:szCs w:val="24"/>
-        </w:rPr>
-        <w:t>也</w:t>
-      </w:r>
-      <w:r>
-        <w:rPr>
-          <w:rFonts w:ascii="宋体-方正超大字符集" w:eastAsia="宋体-方正超大字符集" w:hint="eastAsia"/>
-          <w:sz w:val="24"/>
-          <w:szCs w:val="24"/>
-        </w:rPr>
-        <w:t>。谓听风便是雨，罔顾事实。</w:t>
-      </w:r>
-      <w:r>
-        <w:rPr>
-          <w:rFonts w:ascii="宋体-方正超大字符集" w:eastAsia="宋体-方正超大字符集" w:hint="eastAsia"/>
-          <w:sz w:val="24"/>
-          <w:szCs w:val="24"/>
-        </w:rPr>
-        <w:t>语出</w:t>
-      </w:r>
-      <w:r>
-        <w:rPr>
-          <w:rFonts w:ascii="宋体-方正超大字符集" w:eastAsia="宋体-方正超大字符集" w:hint="eastAsia"/>
-          <w:sz w:val="24"/>
-          <w:szCs w:val="24"/>
-          <w:u w:val="single"/>
-        </w:rPr>
-        <w:t>张衡</w:t>
-      </w:r>
-      <w:r>
-        <w:rPr>
-          <w:rFonts w:ascii="宋体-方正超大字符集" w:eastAsia="宋体-方正超大字符集" w:hint="eastAsia"/>
-          <w:sz w:val="24"/>
-          <w:szCs w:val="24"/>
-          <w:u w:val="wave"/>
-        </w:rPr>
-        <w:t>东京赋</w:t>
+        <w:t>与之相对的是</w:t>
+      </w:r>
+      <w:r>
+        <w:rPr>
+          <w:rFonts w:ascii="宋体-方正超大字符集" w:eastAsia="宋体-方正超大字符集" w:hint="eastAsia"/>
+          <w:sz w:val="24"/>
+          <w:szCs w:val="24"/>
+        </w:rPr>
+        <w:t>“</w:t>
+      </w:r>
+      <w:r>
+        <w:rPr>
+          <w:rFonts w:ascii="宋体-方正超大字符集" w:eastAsia="宋体-方正超大字符集" w:hint="eastAsia"/>
+          <w:sz w:val="24"/>
+          <w:szCs w:val="24"/>
+        </w:rPr>
+        <w:t>逊清</w:t>
+      </w:r>
+      <w:r>
+        <w:rPr>
+          <w:rFonts w:ascii="宋体-方正超大字符集" w:eastAsia="宋体-方正超大字符集" w:hint="eastAsia"/>
+          <w:sz w:val="24"/>
+          <w:szCs w:val="24"/>
+        </w:rPr>
+        <w:t>”</w:t>
       </w:r>
       <w:r>
         <w:rPr>
@@ -5938,80 +6095,7 @@
       </w:r>
     </w:p>
   </w:comment>
-  <w:comment w:id="4" w:author="政宇 尚" w:date="2022-01-27T14:39:00Z" w:initials="尚">
-    <w:p>
-      <w:pPr>
-        <w:pStyle w:val="a4"/>
-      </w:pPr>
-      <w:r>
-        <w:rPr>
-          <w:rStyle w:val="a3"/>
-        </w:rPr>
-        <w:annotationRef/>
-      </w:r>
-      <w:r>
-        <w:rPr>
-          <w:rFonts w:ascii="宋体-方正超大字符集" w:eastAsia="宋体-方正超大字符集" w:hint="eastAsia"/>
-          <w:color w:val="FF0000"/>
-          <w:sz w:val="24"/>
-          <w:szCs w:val="24"/>
-        </w:rPr>
-        <w:t>发</w:t>
-      </w:r>
-      <w:r>
-        <w:rPr>
-          <w:rFonts w:hint="eastAsia"/>
-        </w:rPr>
-        <w:t>：</w:t>
-      </w:r>
-    </w:p>
-    <w:p>
-      <w:pPr>
-        <w:ind w:firstLineChars="200" w:firstLine="480"/>
-      </w:pPr>
-      <w:r>
-        <w:rPr>
-          <w:rFonts w:ascii="宋体-方正超大字符集" w:eastAsia="宋体-方正超大字符集" w:hint="eastAsia"/>
-          <w:sz w:val="24"/>
-          <w:szCs w:val="24"/>
-        </w:rPr>
-        <w:t>与之相对的是</w:t>
-      </w:r>
-      <w:r>
-        <w:rPr>
-          <w:rFonts w:ascii="宋体-方正超大字符集" w:eastAsia="宋体-方正超大字符集" w:hint="eastAsia"/>
-          <w:sz w:val="24"/>
-          <w:szCs w:val="24"/>
-        </w:rPr>
-        <w:t>“</w:t>
-      </w:r>
-      <w:r>
-        <w:rPr>
-          <w:rFonts w:ascii="宋体-方正超大字符集" w:eastAsia="宋体-方正超大字符集" w:hint="eastAsia"/>
-          <w:sz w:val="24"/>
-          <w:szCs w:val="24"/>
-        </w:rPr>
-        <w:t>逊清</w:t>
-      </w:r>
-      <w:r>
-        <w:rPr>
-          <w:rFonts w:ascii="宋体-方正超大字符集" w:eastAsia="宋体-方正超大字符集" w:hint="eastAsia"/>
-          <w:sz w:val="24"/>
-          <w:szCs w:val="24"/>
-        </w:rPr>
-        <w:t>”</w:t>
-      </w:r>
-      <w:r>
-        <w:rPr>
-          <w:rFonts w:ascii="宋体-方正超大字符集" w:eastAsia="宋体-方正超大字符集" w:hint="eastAsia"/>
-          <w:sz w:val="24"/>
-          <w:szCs w:val="24"/>
-        </w:rPr>
-        <w:t>。</w:t>
-      </w:r>
-    </w:p>
-  </w:comment>
-  <w:comment w:id="5" w:author="政宇 尚" w:date="2021-12-18T19:20:00Z" w:initials="尚">
+  <w:comment w:id="5" w:author="尚 政宇" w:date="2021-12-18T19:20:00Z" w:initials="尚">
     <w:p>
       <w:pPr>
         <w:pStyle w:val="a4"/>
@@ -6388,7 +6472,7 @@
       </w:r>
     </w:p>
   </w:comment>
-  <w:comment w:id="6" w:author="政宇 尚" w:date="2022-01-27T15:07:00Z" w:initials="尚">
+  <w:comment w:id="6" w:author="尚 政宇" w:date="2022-01-27T15:07:00Z" w:initials="尚">
     <w:p>
       <w:pPr>
         <w:ind w:firstLineChars="200" w:firstLine="420"/>
@@ -6869,7 +6953,7 @@
 
 <file path=word/people.xml><?xml version="1.0" encoding="utf-8"?>
 <w15:people xmlns:wpc="http://schemas.microsoft.com/office/word/2010/wordprocessingCanvas" xmlns:cx="http://schemas.microsoft.com/office/drawing/2014/chartex" xmlns:cx1="http://schemas.microsoft.com/office/drawing/2015/9/8/chartex" xmlns:cx2="http://schemas.microsoft.com/office/drawing/2015/10/21/chartex" xmlns:cx3="http://schemas.microsoft.com/office/drawing/2016/5/9/chartex" xmlns:cx4="http://schemas.microsoft.com/office/drawing/2016/5/10/chartex" xmlns:cx5="http://schemas.microsoft.com/office/drawing/2016/5/11/chartex" xmlns:cx6="http://schemas.microsoft.com/office/drawing/2016/5/12/chartex" xmlns:cx7="http://schemas.microsoft.com/office/drawing/2016/5/13/chartex" xmlns:cx8="http://schemas.microsoft.com/office/drawing/2016/5/14/chartex" xmlns:mc="http://schemas.openxmlformats.org/markup-compatibility/2006" xmlns:aink="http://schemas.microsoft.com/office/drawing/2016/ink" xmlns:am3d="http://schemas.microsoft.com/office/drawing/2017/model3d" xmlns:o="urn:schemas-microsoft-com:office:office" xmlns:r="http://schemas.openxmlformats.org/officeDocument/2006/relationships" xmlns:m="http://schemas.openxmlformats.org/officeDocument/2006/math" xmlns:v="urn:schemas-microsoft-com:vml" xmlns:wp14="http://schemas.microsoft.com/office/word/2010/wordprocessingDrawing" xmlns:wp="http://schemas.openxmlformats.org/drawingml/2006/wordprocessingDrawing" xmlns:w10="urn:schemas-microsoft-com:office:word" xmlns:w="http://schemas.openxmlformats.org/wordprocessingml/2006/main" xmlns:w14="http://schemas.microsoft.com/office/word/2010/wordml" xmlns:w15="http://schemas.microsoft.com/office/word/2012/wordml" xmlns:w16cex="http://schemas.microsoft.com/office/word/2018/wordml/cex" xmlns:w16cid="http://schemas.microsoft.com/office/word/2016/wordml/cid" xmlns:w16="http://schemas.microsoft.com/office/word/2018/wordml" xmlns:w16sdtdh="http://schemas.microsoft.com/office/word/2020/wordml/sdtdatahash" xmlns:w16se="http://schemas.microsoft.com/office/word/2015/wordml/symex" xmlns:wpg="http://schemas.microsoft.com/office/word/2010/wordprocessingGroup" xmlns:wpi="http://schemas.microsoft.com/office/word/2010/wordprocessingInk" xmlns:wne="http://schemas.microsoft.com/office/word/2006/wordml" xmlns:wps="http://schemas.microsoft.com/office/word/2010/wordprocessingShape" mc:Ignorable="w14 w15 w16se w16cid w16 w16cex w16sdtdh wp14">
-  <w15:person w15:author="政宇 尚">
+  <w15:person w15:author="尚 政宇">
     <w15:presenceInfo w15:providerId="Windows Live" w15:userId="79d35d800ed62817"/>
   </w15:person>
 </w15:people>
